--- a/instrukcija/Backup of instrukcija.docx
+++ b/instrukcija/Backup of instrukcija.docx
@@ -100,63 +100,1052 @@
       </w:r>
     </w:p>
     <w:p>
-      <w:r>
-        <w:t>1. Saglabājiet projekta mapi uz sava datora.</w:t>
+      <w:pPr>
+        <w:pStyle w:val="ListParagraph"/>
+        <w:numPr>
+          <w:ilvl w:val="0"/>
+          <w:numId w:val="3"/>
+        </w:numPr>
+      </w:pPr>
+      <w:r>
+        <w:t>Saglabājiet projekta mapi uz sava datora.</w:t>
       </w:r>
     </w:p>
     <w:p>
-      <w:r>
-        <w:t>2. Atveriet projekta mapi ar programmēšanas vidi, ko izmantojat, piemēram, VS Code.</w:t>
+      <w:pPr>
+        <w:pStyle w:val="ListParagraph"/>
+        <w:numPr>
+          <w:ilvl w:val="0"/>
+          <w:numId w:val="3"/>
+        </w:numPr>
+      </w:pPr>
+      <w:r>
+        <w:t xml:space="preserve">Atveriet </w:t>
+      </w:r>
+      <w:r>
+        <w:rPr>
+          <w:lang w:val="en-US"/>
+        </w:rPr>
+        <w:t>`</w:t>
+      </w:r>
+      <w:r>
+        <w:t>termin</w:t>
+      </w:r>
+      <w:r>
+        <w:rPr>
+          <w:lang w:val="en-US"/>
+        </w:rPr>
+        <w:t>al`</w:t>
+      </w:r>
+      <w:r>
+        <w:t xml:space="preserve"> </w:t>
+      </w:r>
+      <w:r>
+        <w:rPr>
+          <w:lang w:val="en-US"/>
+        </w:rPr>
+        <w:t xml:space="preserve">ja </w:t>
+      </w:r>
+      <w:proofErr w:type="spellStart"/>
+      <w:r>
+        <w:rPr>
+          <w:lang w:val="en-US"/>
+        </w:rPr>
+        <w:t>jums</w:t>
+      </w:r>
+      <w:proofErr w:type="spellEnd"/>
+      <w:r>
+        <w:rPr>
+          <w:lang w:val="en-US"/>
+        </w:rPr>
+        <w:t xml:space="preserve"> </w:t>
+      </w:r>
+      <w:proofErr w:type="spellStart"/>
+      <w:r>
+        <w:rPr>
+          <w:lang w:val="en-US"/>
+        </w:rPr>
+        <w:t>ir</w:t>
+      </w:r>
+      <w:proofErr w:type="spellEnd"/>
+      <w:r>
+        <w:rPr>
+          <w:lang w:val="en-US"/>
+        </w:rPr>
+        <w:t xml:space="preserve"> MacOS </w:t>
+      </w:r>
+      <w:r>
+        <w:t xml:space="preserve">vai </w:t>
+      </w:r>
+      <w:r>
+        <w:rPr>
+          <w:lang w:val="en-US"/>
+        </w:rPr>
+        <w:t xml:space="preserve">`console` ja </w:t>
+      </w:r>
+      <w:proofErr w:type="spellStart"/>
+      <w:r>
+        <w:rPr>
+          <w:lang w:val="en-US"/>
+        </w:rPr>
+        <w:t>jums</w:t>
+      </w:r>
+      <w:proofErr w:type="spellEnd"/>
+      <w:r>
+        <w:rPr>
+          <w:lang w:val="en-US"/>
+        </w:rPr>
+        <w:t xml:space="preserve"> </w:t>
+      </w:r>
+      <w:proofErr w:type="spellStart"/>
+      <w:r>
+        <w:rPr>
+          <w:lang w:val="en-US"/>
+        </w:rPr>
+        <w:t>ir</w:t>
+      </w:r>
+      <w:proofErr w:type="spellEnd"/>
+      <w:r>
+        <w:rPr>
+          <w:lang w:val="en-US"/>
+        </w:rPr>
+        <w:t xml:space="preserve"> Windows</w:t>
+      </w:r>
+      <w:r>
+        <w:t xml:space="preserve"> un palaidiet sekojošu komandu:</w:t>
+      </w:r>
+      <w:r>
+        <w:rPr>
+          <w:lang w:val="en-US"/>
+        </w:rPr>
+        <w:t xml:space="preserve"> </w:t>
+      </w:r>
+      <w:r>
+        <w:rPr>
+          <w:b/>
+          <w:bCs/>
+          <w:i/>
+          <w:iCs/>
+        </w:rPr>
+        <w:t>`pip install -r requirements`</w:t>
       </w:r>
     </w:p>
     <w:p>
-      <w:r>
-        <w:t>3. Atveriet termināli vai konsoli (Windows lietotāji var izmantot Command Prompt vai PowerShell) un palaidiet sekojošu komandu:</w:t>
+      <w:pPr>
+        <w:pStyle w:val="ListParagraph"/>
+        <w:numPr>
+          <w:ilvl w:val="0"/>
+          <w:numId w:val="3"/>
+        </w:numPr>
+      </w:pPr>
+      <w:r>
+        <w:t>Atveriet projekta mapi ar programmēšanas vidi, ko izmantojat, piemēram, VS Code.</w:t>
       </w:r>
     </w:p>
     <w:p>
       <w:pPr>
-        <w:rPr>
-          <w:i/>
-          <w:iCs/>
-        </w:rPr>
-      </w:pPr>
-      <w:r>
-        <w:rPr>
-          <w:i/>
-          <w:iCs/>
-        </w:rPr>
-        <w:t>`pip install -r requirements`</w:t>
-      </w:r>
-    </w:p>
-    <w:p>
-      <w:r>
-        <w:t>4. Palaidiet failu main.py.</w:t>
+        <w:pStyle w:val="ListParagraph"/>
+        <w:numPr>
+          <w:ilvl w:val="0"/>
+          <w:numId w:val="3"/>
+        </w:numPr>
+      </w:pPr>
+      <w:r>
+        <w:t>Palaidiet failu main.py.</w:t>
       </w:r>
     </w:p>
     <w:p/>
     <w:p>
-      <w:r>
-        <w:t xml:space="preserve">Rezultātus var atrast mapē </w:t>
-      </w:r>
-      <w:r>
+      <w:pPr>
         <w:rPr>
           <w:lang w:val="en-US"/>
         </w:rPr>
+      </w:pPr>
+    </w:p>
+    <w:p>
+      <w:pPr>
+        <w:pStyle w:val="mt-translation"/>
+        <w:spacing w:before="0" w:beforeAutospacing="0" w:after="0" w:afterAutospacing="0"/>
+        <w:rPr>
+          <w:rFonts w:asciiTheme="minorHAnsi" w:hAnsiTheme="minorHAnsi" w:cstheme="minorHAnsi"/>
+          <w:b/>
+          <w:bCs/>
+          <w:color w:val="000000"/>
+          <w:lang w:val="lv-LV"/>
+        </w:rPr>
+      </w:pPr>
+    </w:p>
+    <w:p>
+      <w:pPr>
+        <w:pStyle w:val="mt-translation"/>
+        <w:spacing w:before="0" w:beforeAutospacing="0" w:after="0" w:afterAutospacing="0"/>
+        <w:rPr>
+          <w:rFonts w:asciiTheme="minorHAnsi" w:hAnsiTheme="minorHAnsi" w:cstheme="minorHAnsi"/>
+          <w:b/>
+          <w:bCs/>
+          <w:color w:val="000000"/>
+          <w:lang w:val="lv-LV"/>
+        </w:rPr>
+      </w:pPr>
+      <w:r>
+        <w:rPr>
+          <w:rStyle w:val="word"/>
+          <w:rFonts w:asciiTheme="minorHAnsi" w:hAnsiTheme="minorHAnsi" w:cstheme="minorHAnsi"/>
+          <w:b/>
+          <w:bCs/>
+          <w:color w:val="000000"/>
+          <w:lang w:val="lv-LV"/>
+        </w:rPr>
+        <w:t>Visi</w:t>
+      </w:r>
+      <w:r>
+        <w:rPr>
+          <w:rStyle w:val="apple-converted-space"/>
+          <w:rFonts w:asciiTheme="minorHAnsi" w:hAnsiTheme="minorHAnsi" w:cstheme="minorHAnsi"/>
+          <w:b/>
+          <w:bCs/>
+          <w:color w:val="000000"/>
+          <w:lang w:val="lv-LV"/>
+        </w:rPr>
+        <w:t> </w:t>
+      </w:r>
+      <w:r>
+        <w:rPr>
+          <w:rStyle w:val="word"/>
+          <w:rFonts w:asciiTheme="minorHAnsi" w:hAnsiTheme="minorHAnsi" w:cstheme="minorHAnsi"/>
+          <w:b/>
+          <w:bCs/>
+          <w:color w:val="000000"/>
+          <w:lang w:val="lv-LV"/>
+        </w:rPr>
+        <w:t>koda</w:t>
+      </w:r>
+      <w:r>
+        <w:rPr>
+          <w:rStyle w:val="apple-converted-space"/>
+          <w:rFonts w:asciiTheme="minorHAnsi" w:hAnsiTheme="minorHAnsi" w:cstheme="minorHAnsi"/>
+          <w:b/>
+          <w:bCs/>
+          <w:color w:val="000000"/>
+          <w:lang w:val="lv-LV"/>
+        </w:rPr>
+        <w:t> </w:t>
+      </w:r>
+      <w:r>
+        <w:rPr>
+          <w:rStyle w:val="word"/>
+          <w:rFonts w:asciiTheme="minorHAnsi" w:hAnsiTheme="minorHAnsi" w:cstheme="minorHAnsi"/>
+          <w:b/>
+          <w:bCs/>
+          <w:color w:val="000000"/>
+          <w:lang w:val="lv-LV"/>
+        </w:rPr>
+        <w:t>izvades</w:t>
+      </w:r>
+      <w:r>
+        <w:rPr>
+          <w:rStyle w:val="apple-converted-space"/>
+          <w:rFonts w:asciiTheme="minorHAnsi" w:hAnsiTheme="minorHAnsi" w:cstheme="minorHAnsi"/>
+          <w:b/>
+          <w:bCs/>
+          <w:color w:val="000000"/>
+          <w:lang w:val="lv-LV"/>
+        </w:rPr>
+        <w:t> </w:t>
+      </w:r>
+      <w:r>
+        <w:rPr>
+          <w:rStyle w:val="word"/>
+          <w:rFonts w:asciiTheme="minorHAnsi" w:hAnsiTheme="minorHAnsi" w:cstheme="minorHAnsi"/>
+          <w:b/>
+          <w:bCs/>
+          <w:color w:val="000000"/>
+          <w:lang w:val="lv-LV"/>
+        </w:rPr>
+        <w:t>faili</w:t>
+      </w:r>
+      <w:r>
+        <w:rPr>
+          <w:rStyle w:val="apple-converted-space"/>
+          <w:rFonts w:asciiTheme="minorHAnsi" w:hAnsiTheme="minorHAnsi" w:cstheme="minorHAnsi"/>
+          <w:b/>
+          <w:bCs/>
+          <w:color w:val="000000"/>
+          <w:lang w:val="lv-LV"/>
+        </w:rPr>
+        <w:t> </w:t>
+      </w:r>
+      <w:r>
+        <w:rPr>
+          <w:rStyle w:val="word"/>
+          <w:rFonts w:asciiTheme="minorHAnsi" w:hAnsiTheme="minorHAnsi" w:cstheme="minorHAnsi"/>
+          <w:b/>
+          <w:bCs/>
+          <w:color w:val="000000"/>
+          <w:lang w:val="lv-LV"/>
+        </w:rPr>
+        <w:t>atrodas</w:t>
+      </w:r>
+      <w:r>
+        <w:rPr>
+          <w:rStyle w:val="apple-converted-space"/>
+          <w:rFonts w:asciiTheme="minorHAnsi" w:hAnsiTheme="minorHAnsi" w:cstheme="minorHAnsi"/>
+          <w:b/>
+          <w:bCs/>
+          <w:color w:val="000000"/>
+          <w:lang w:val="lv-LV"/>
+        </w:rPr>
+        <w:t> </w:t>
+      </w:r>
+      <w:r>
+        <w:rPr>
+          <w:rStyle w:val="word"/>
+          <w:rFonts w:asciiTheme="minorHAnsi" w:hAnsiTheme="minorHAnsi" w:cstheme="minorHAnsi"/>
+          <w:b/>
+          <w:bCs/>
+          <w:color w:val="000000"/>
+          <w:lang w:val="lv-LV"/>
+        </w:rPr>
+        <w:t>mapē</w:t>
+      </w:r>
+      <w:r>
+        <w:rPr>
+          <w:rStyle w:val="apple-converted-space"/>
+          <w:rFonts w:asciiTheme="minorHAnsi" w:hAnsiTheme="minorHAnsi" w:cstheme="minorHAnsi"/>
+          <w:b/>
+          <w:bCs/>
+          <w:color w:val="000000"/>
+          <w:lang w:val="lv-LV"/>
+        </w:rPr>
+        <w:t> </w:t>
+      </w:r>
+      <w:r>
+        <w:rPr>
+          <w:rStyle w:val="apple-converted-space"/>
+          <w:rFonts w:asciiTheme="minorHAnsi" w:hAnsiTheme="minorHAnsi" w:cstheme="minorHAnsi"/>
+          <w:b/>
+          <w:bCs/>
+          <w:i/>
+          <w:iCs/>
+          <w:color w:val="000000"/>
+          <w:lang w:val="lv-LV"/>
+        </w:rPr>
         <w:t>`</w:t>
       </w:r>
-      <w:r>
-        <w:t>output/</w:t>
-      </w:r>
-      <w:r>
-        <w:rPr>
+      <w:proofErr w:type="spellStart"/>
+      <w:r>
+        <w:rPr>
+          <w:rStyle w:val="apple-converted-space"/>
+          <w:rFonts w:asciiTheme="minorHAnsi" w:hAnsiTheme="minorHAnsi" w:cstheme="minorHAnsi"/>
+          <w:b/>
+          <w:bCs/>
+          <w:i/>
+          <w:iCs/>
+          <w:color w:val="000000"/>
+          <w:lang w:val="lv-LV"/>
+        </w:rPr>
+        <w:t>ou</w:t>
+      </w:r>
+      <w:r>
+        <w:rPr>
+          <w:rStyle w:val="word"/>
+          <w:rFonts w:asciiTheme="minorHAnsi" w:hAnsiTheme="minorHAnsi" w:cstheme="minorHAnsi"/>
+          <w:b/>
+          <w:bCs/>
+          <w:i/>
+          <w:iCs/>
+          <w:color w:val="000000"/>
+          <w:lang w:val="lv-LV"/>
+        </w:rPr>
+        <w:t>tput</w:t>
+      </w:r>
+      <w:proofErr w:type="spellEnd"/>
+      <w:r>
+        <w:rPr>
+          <w:rStyle w:val="word"/>
+          <w:rFonts w:asciiTheme="minorHAnsi" w:hAnsiTheme="minorHAnsi" w:cstheme="minorHAnsi"/>
+          <w:b/>
+          <w:bCs/>
+          <w:i/>
+          <w:iCs/>
+          <w:color w:val="000000"/>
+          <w:lang w:val="lv-LV"/>
+        </w:rPr>
+        <w:t>/</w:t>
+      </w:r>
+      <w:r>
+        <w:rPr>
+          <w:rStyle w:val="word"/>
+          <w:rFonts w:asciiTheme="minorHAnsi" w:hAnsiTheme="minorHAnsi" w:cstheme="minorHAnsi"/>
+          <w:b/>
+          <w:bCs/>
+          <w:i/>
+          <w:iCs/>
+          <w:color w:val="000000"/>
+          <w:lang w:val="lv-LV"/>
+        </w:rPr>
+        <w:t>`</w:t>
+      </w:r>
+      <w:r>
+        <w:rPr>
+          <w:rStyle w:val="word"/>
+          <w:rFonts w:asciiTheme="minorHAnsi" w:hAnsiTheme="minorHAnsi" w:cstheme="minorHAnsi"/>
+          <w:b/>
+          <w:bCs/>
+          <w:color w:val="000000"/>
+          <w:lang w:val="lv-LV"/>
+        </w:rPr>
+        <w:t>:</w:t>
+      </w:r>
+    </w:p>
+    <w:p>
+      <w:pPr>
+        <w:pStyle w:val="mt-translation"/>
+        <w:numPr>
+          <w:ilvl w:val="0"/>
+          <w:numId w:val="1"/>
+        </w:numPr>
+        <w:spacing w:before="0" w:beforeAutospacing="0" w:after="0" w:afterAutospacing="0"/>
+        <w:rPr>
+          <w:rFonts w:asciiTheme="minorHAnsi" w:hAnsiTheme="minorHAnsi" w:cstheme="minorHAnsi"/>
+          <w:color w:val="000000"/>
+          <w:lang w:val="lv-LV"/>
+        </w:rPr>
+      </w:pPr>
+      <w:r>
+        <w:rPr>
+          <w:rStyle w:val="word"/>
+          <w:rFonts w:asciiTheme="minorHAnsi" w:hAnsiTheme="minorHAnsi" w:cstheme="minorHAnsi"/>
+          <w:color w:val="000000"/>
+          <w:lang w:val="lv-LV"/>
+        </w:rPr>
+        <w:t>faili</w:t>
+      </w:r>
+      <w:r>
+        <w:rPr>
+          <w:rStyle w:val="apple-converted-space"/>
+          <w:rFonts w:asciiTheme="minorHAnsi" w:hAnsiTheme="minorHAnsi" w:cstheme="minorHAnsi"/>
+          <w:color w:val="000000"/>
+          <w:lang w:val="lv-LV"/>
+        </w:rPr>
+        <w:t> </w:t>
+      </w:r>
+      <w:r>
+        <w:rPr>
+          <w:rStyle w:val="word"/>
+          <w:rFonts w:asciiTheme="minorHAnsi" w:hAnsiTheme="minorHAnsi" w:cstheme="minorHAnsi"/>
+          <w:color w:val="000000"/>
+          <w:lang w:val="lv-LV"/>
+        </w:rPr>
+        <w:t>ar</w:t>
+      </w:r>
+      <w:r>
+        <w:rPr>
+          <w:rStyle w:val="apple-converted-space"/>
+          <w:rFonts w:asciiTheme="minorHAnsi" w:hAnsiTheme="minorHAnsi" w:cstheme="minorHAnsi"/>
+          <w:color w:val="000000"/>
+          <w:lang w:val="lv-LV"/>
+        </w:rPr>
+        <w:t> </w:t>
+      </w:r>
+      <w:r>
+        <w:rPr>
+          <w:rStyle w:val="word"/>
+          <w:rFonts w:asciiTheme="minorHAnsi" w:hAnsiTheme="minorHAnsi" w:cstheme="minorHAnsi"/>
+          <w:color w:val="000000"/>
+          <w:lang w:val="lv-LV"/>
+        </w:rPr>
+        <w:t>WER</w:t>
+      </w:r>
+      <w:r>
+        <w:rPr>
+          <w:rStyle w:val="apple-converted-space"/>
+          <w:rFonts w:asciiTheme="minorHAnsi" w:hAnsiTheme="minorHAnsi" w:cstheme="minorHAnsi"/>
+          <w:color w:val="000000"/>
+          <w:lang w:val="lv-LV"/>
+        </w:rPr>
+        <w:t> </w:t>
+      </w:r>
+      <w:r>
+        <w:rPr>
+          <w:rStyle w:val="word"/>
+          <w:rFonts w:asciiTheme="minorHAnsi" w:hAnsiTheme="minorHAnsi" w:cstheme="minorHAnsi"/>
+          <w:color w:val="000000"/>
+          <w:lang w:val="lv-LV"/>
+        </w:rPr>
+        <w:t>metrikas</w:t>
+      </w:r>
+      <w:r>
+        <w:rPr>
+          <w:rStyle w:val="apple-converted-space"/>
+          <w:rFonts w:asciiTheme="minorHAnsi" w:hAnsiTheme="minorHAnsi" w:cstheme="minorHAnsi"/>
+          <w:color w:val="000000"/>
+          <w:lang w:val="lv-LV"/>
+        </w:rPr>
+        <w:t> </w:t>
+      </w:r>
+      <w:r>
+        <w:rPr>
+          <w:rStyle w:val="word"/>
+          <w:rFonts w:asciiTheme="minorHAnsi" w:hAnsiTheme="minorHAnsi" w:cstheme="minorHAnsi"/>
+          <w:color w:val="000000"/>
+          <w:lang w:val="lv-LV"/>
+        </w:rPr>
+        <w:t>kļūdām</w:t>
+      </w:r>
+      <w:r>
+        <w:rPr>
+          <w:rStyle w:val="apple-converted-space"/>
+          <w:rFonts w:asciiTheme="minorHAnsi" w:hAnsiTheme="minorHAnsi" w:cstheme="minorHAnsi"/>
+          <w:color w:val="000000"/>
+          <w:lang w:val="lv-LV"/>
+        </w:rPr>
+        <w:t> </w:t>
+      </w:r>
+      <w:r>
+        <w:rPr>
+          <w:rStyle w:val="word"/>
+          <w:rFonts w:asciiTheme="minorHAnsi" w:hAnsiTheme="minorHAnsi" w:cstheme="minorHAnsi"/>
+          <w:color w:val="000000"/>
+          <w:lang w:val="lv-LV"/>
+        </w:rPr>
+        <w:t>lietai</w:t>
+      </w:r>
+      <w:r>
+        <w:rPr>
+          <w:rStyle w:val="apple-converted-space"/>
+          <w:rFonts w:asciiTheme="minorHAnsi" w:hAnsiTheme="minorHAnsi" w:cstheme="minorHAnsi"/>
+          <w:color w:val="000000"/>
+          <w:lang w:val="lv-LV"/>
+        </w:rPr>
+        <w:t> </w:t>
+      </w:r>
+      <w:r>
+        <w:rPr>
+          <w:rStyle w:val="word"/>
+          <w:rFonts w:asciiTheme="minorHAnsi" w:hAnsiTheme="minorHAnsi" w:cstheme="minorHAnsi"/>
+          <w:color w:val="000000"/>
+          <w:lang w:val="lv-LV"/>
+        </w:rPr>
+        <w:t>ar</w:t>
+      </w:r>
+      <w:r>
+        <w:rPr>
+          <w:rStyle w:val="apple-converted-space"/>
+          <w:rFonts w:asciiTheme="minorHAnsi" w:hAnsiTheme="minorHAnsi" w:cstheme="minorHAnsi"/>
+          <w:color w:val="000000"/>
+          <w:lang w:val="lv-LV"/>
+        </w:rPr>
+        <w:t> </w:t>
+      </w:r>
+      <w:r>
+        <w:rPr>
+          <w:rStyle w:val="word"/>
+          <w:rFonts w:asciiTheme="minorHAnsi" w:hAnsiTheme="minorHAnsi" w:cstheme="minorHAnsi"/>
+          <w:color w:val="000000"/>
+          <w:lang w:val="lv-LV"/>
+        </w:rPr>
+        <w:t>pieturzīmēm</w:t>
+      </w:r>
+      <w:r>
+        <w:rPr>
+          <w:rStyle w:val="apple-converted-space"/>
+          <w:rFonts w:asciiTheme="minorHAnsi" w:hAnsiTheme="minorHAnsi" w:cstheme="minorHAnsi"/>
+          <w:color w:val="000000"/>
+          <w:lang w:val="lv-LV"/>
+        </w:rPr>
+        <w:t> </w:t>
+      </w:r>
+      <w:r>
+        <w:rPr>
+          <w:rStyle w:val="word"/>
+          <w:rFonts w:asciiTheme="minorHAnsi" w:hAnsiTheme="minorHAnsi" w:cstheme="minorHAnsi"/>
+          <w:color w:val="000000"/>
+          <w:lang w:val="lv-LV"/>
+        </w:rPr>
+        <w:t>un</w:t>
+      </w:r>
+      <w:r>
+        <w:rPr>
+          <w:rStyle w:val="apple-converted-space"/>
+          <w:rFonts w:asciiTheme="minorHAnsi" w:hAnsiTheme="minorHAnsi" w:cstheme="minorHAnsi"/>
+          <w:color w:val="000000"/>
+          <w:lang w:val="lv-LV"/>
+        </w:rPr>
+        <w:t> </w:t>
+      </w:r>
+      <w:r>
+        <w:rPr>
+          <w:rStyle w:val="word"/>
+          <w:rFonts w:asciiTheme="minorHAnsi" w:hAnsiTheme="minorHAnsi" w:cstheme="minorHAnsi"/>
+          <w:color w:val="000000"/>
+          <w:lang w:val="lv-LV"/>
+        </w:rPr>
+        <w:t>bez</w:t>
+      </w:r>
+      <w:r>
+        <w:rPr>
+          <w:rStyle w:val="apple-converted-space"/>
+          <w:rFonts w:asciiTheme="minorHAnsi" w:hAnsiTheme="minorHAnsi" w:cstheme="minorHAnsi"/>
+          <w:color w:val="000000"/>
+          <w:lang w:val="lv-LV"/>
+        </w:rPr>
+        <w:t> </w:t>
+      </w:r>
+      <w:r>
+        <w:rPr>
+          <w:rStyle w:val="word"/>
+          <w:rFonts w:asciiTheme="minorHAnsi" w:hAnsiTheme="minorHAnsi" w:cstheme="minorHAnsi"/>
+          <w:color w:val="000000"/>
+          <w:lang w:val="lv-LV"/>
+        </w:rPr>
+        <w:t>pieturzīmēm</w:t>
+      </w:r>
+    </w:p>
+    <w:p>
+      <w:pPr>
+        <w:pStyle w:val="mt-translation"/>
+        <w:numPr>
+          <w:ilvl w:val="0"/>
+          <w:numId w:val="1"/>
+        </w:numPr>
+        <w:spacing w:before="0" w:beforeAutospacing="0" w:after="0" w:afterAutospacing="0"/>
+        <w:rPr>
+          <w:rFonts w:asciiTheme="minorHAnsi" w:hAnsiTheme="minorHAnsi" w:cstheme="minorHAnsi"/>
+          <w:color w:val="000000"/>
+          <w:lang w:val="lv-LV"/>
+        </w:rPr>
+      </w:pPr>
+      <w:r>
+        <w:rPr>
+          <w:rStyle w:val="word"/>
+          <w:rFonts w:asciiTheme="minorHAnsi" w:hAnsiTheme="minorHAnsi" w:cstheme="minorHAnsi"/>
+          <w:color w:val="000000"/>
+          <w:lang w:val="lv-LV"/>
+        </w:rPr>
+        <w:t>abu</w:t>
+      </w:r>
+      <w:r>
+        <w:rPr>
+          <w:rStyle w:val="apple-converted-space"/>
+          <w:rFonts w:asciiTheme="minorHAnsi" w:hAnsiTheme="minorHAnsi" w:cstheme="minorHAnsi"/>
+          <w:color w:val="000000"/>
+          <w:lang w:val="lv-LV"/>
+        </w:rPr>
+        <w:t> </w:t>
+      </w:r>
+      <w:r>
+        <w:rPr>
+          <w:rStyle w:val="word"/>
+          <w:rFonts w:asciiTheme="minorHAnsi" w:hAnsiTheme="minorHAnsi" w:cstheme="minorHAnsi"/>
+          <w:color w:val="000000"/>
+          <w:lang w:val="lv-LV"/>
+        </w:rPr>
+        <w:t>gadījumu</w:t>
+      </w:r>
+      <w:r>
+        <w:rPr>
+          <w:rStyle w:val="apple-converted-space"/>
+          <w:rFonts w:asciiTheme="minorHAnsi" w:hAnsiTheme="minorHAnsi" w:cstheme="minorHAnsi"/>
+          <w:color w:val="000000"/>
+          <w:lang w:val="lv-LV"/>
+        </w:rPr>
+        <w:t> </w:t>
+      </w:r>
+      <w:r>
+        <w:rPr>
+          <w:rStyle w:val="word"/>
+          <w:rFonts w:asciiTheme="minorHAnsi" w:hAnsiTheme="minorHAnsi" w:cstheme="minorHAnsi"/>
+          <w:color w:val="000000"/>
+          <w:lang w:val="lv-LV"/>
+        </w:rPr>
+        <w:t>rezultāti</w:t>
+      </w:r>
+      <w:r>
+        <w:rPr>
+          <w:rStyle w:val="apple-converted-space"/>
+          <w:rFonts w:asciiTheme="minorHAnsi" w:hAnsiTheme="minorHAnsi" w:cstheme="minorHAnsi"/>
+          <w:color w:val="000000"/>
+          <w:lang w:val="lv-LV"/>
+        </w:rPr>
+        <w:t> </w:t>
+      </w:r>
+      <w:proofErr w:type="spellStart"/>
+      <w:r>
+        <w:rPr>
+          <w:rStyle w:val="word"/>
+          <w:rFonts w:asciiTheme="minorHAnsi" w:hAnsiTheme="minorHAnsi" w:cstheme="minorHAnsi"/>
+          <w:color w:val="000000"/>
+          <w:lang w:val="lv-LV"/>
+        </w:rPr>
+        <w:t>txt</w:t>
+      </w:r>
+      <w:proofErr w:type="spellEnd"/>
+      <w:r>
+        <w:rPr>
+          <w:rStyle w:val="apple-converted-space"/>
+          <w:rFonts w:asciiTheme="minorHAnsi" w:hAnsiTheme="minorHAnsi" w:cstheme="minorHAnsi"/>
+          <w:color w:val="000000"/>
+          <w:lang w:val="lv-LV"/>
+        </w:rPr>
+        <w:t> </w:t>
+      </w:r>
+      <w:r>
+        <w:rPr>
+          <w:rStyle w:val="word"/>
+          <w:rFonts w:asciiTheme="minorHAnsi" w:hAnsiTheme="minorHAnsi" w:cstheme="minorHAnsi"/>
+          <w:color w:val="000000"/>
+          <w:lang w:val="lv-LV"/>
+        </w:rPr>
+        <w:t>failā</w:t>
+      </w:r>
+    </w:p>
+    <w:p>
+      <w:pPr>
+        <w:pStyle w:val="mt-translation"/>
+        <w:numPr>
+          <w:ilvl w:val="0"/>
+          <w:numId w:val="1"/>
+        </w:numPr>
+        <w:spacing w:before="0" w:beforeAutospacing="0" w:after="0" w:afterAutospacing="0"/>
+        <w:rPr>
+          <w:rFonts w:asciiTheme="minorHAnsi" w:hAnsiTheme="minorHAnsi" w:cstheme="minorHAnsi"/>
+          <w:color w:val="000000"/>
+          <w:lang w:val="lv-LV"/>
+        </w:rPr>
+      </w:pPr>
+      <w:r>
+        <w:rPr>
+          <w:rStyle w:val="word"/>
+          <w:rFonts w:asciiTheme="minorHAnsi" w:hAnsiTheme="minorHAnsi" w:cstheme="minorHAnsi"/>
+          <w:color w:val="000000"/>
+          <w:lang w:val="lv-LV"/>
+        </w:rPr>
+        <w:t>abu</w:t>
+      </w:r>
+      <w:r>
+        <w:rPr>
+          <w:rStyle w:val="apple-converted-space"/>
+          <w:rFonts w:asciiTheme="minorHAnsi" w:hAnsiTheme="minorHAnsi" w:cstheme="minorHAnsi"/>
+          <w:color w:val="000000"/>
+          <w:lang w:val="lv-LV"/>
+        </w:rPr>
+        <w:t> </w:t>
+      </w:r>
+      <w:r>
+        <w:rPr>
+          <w:rStyle w:val="word"/>
+          <w:rFonts w:asciiTheme="minorHAnsi" w:hAnsiTheme="minorHAnsi" w:cstheme="minorHAnsi"/>
+          <w:color w:val="000000"/>
+          <w:lang w:val="lv-LV"/>
+        </w:rPr>
+        <w:t>gadījumu</w:t>
+      </w:r>
+      <w:r>
+        <w:rPr>
+          <w:rStyle w:val="apple-converted-space"/>
+          <w:rFonts w:asciiTheme="minorHAnsi" w:hAnsiTheme="minorHAnsi" w:cstheme="minorHAnsi"/>
+          <w:color w:val="000000"/>
+          <w:lang w:val="lv-LV"/>
+        </w:rPr>
+        <w:t> </w:t>
+      </w:r>
+      <w:r>
+        <w:rPr>
+          <w:rStyle w:val="word"/>
+          <w:rFonts w:asciiTheme="minorHAnsi" w:hAnsiTheme="minorHAnsi" w:cstheme="minorHAnsi"/>
+          <w:color w:val="000000"/>
+          <w:lang w:val="lv-LV"/>
+        </w:rPr>
+        <w:t>rezultāti</w:t>
+      </w:r>
+      <w:r>
+        <w:rPr>
+          <w:rStyle w:val="apple-converted-space"/>
+          <w:rFonts w:asciiTheme="minorHAnsi" w:hAnsiTheme="minorHAnsi" w:cstheme="minorHAnsi"/>
+          <w:color w:val="000000"/>
+          <w:lang w:val="lv-LV"/>
+        </w:rPr>
+        <w:t> </w:t>
+      </w:r>
+      <w:r>
+        <w:rPr>
+          <w:rStyle w:val="word"/>
+          <w:rFonts w:asciiTheme="minorHAnsi" w:hAnsiTheme="minorHAnsi" w:cstheme="minorHAnsi"/>
+          <w:color w:val="000000"/>
+          <w:lang w:val="lv-LV"/>
+        </w:rPr>
+        <w:t>divos</w:t>
+      </w:r>
+      <w:r>
+        <w:rPr>
+          <w:rStyle w:val="apple-converted-space"/>
+          <w:rFonts w:asciiTheme="minorHAnsi" w:hAnsiTheme="minorHAnsi" w:cstheme="minorHAnsi"/>
+          <w:color w:val="000000"/>
+          <w:lang w:val="lv-LV"/>
+        </w:rPr>
+        <w:t> </w:t>
+      </w:r>
+      <w:r>
+        <w:rPr>
+          <w:rStyle w:val="word"/>
+          <w:rFonts w:asciiTheme="minorHAnsi" w:hAnsiTheme="minorHAnsi" w:cstheme="minorHAnsi"/>
+          <w:color w:val="000000"/>
+          <w:lang w:val="lv-LV"/>
+        </w:rPr>
+        <w:t>atdalītos</w:t>
+      </w:r>
+      <w:r>
+        <w:rPr>
+          <w:rStyle w:val="apple-converted-space"/>
+          <w:rFonts w:asciiTheme="minorHAnsi" w:hAnsiTheme="minorHAnsi" w:cstheme="minorHAnsi"/>
+          <w:color w:val="000000"/>
+          <w:lang w:val="lv-LV"/>
+        </w:rPr>
+        <w:t> </w:t>
+      </w:r>
+      <w:r>
+        <w:rPr>
+          <w:rStyle w:val="word"/>
+          <w:rFonts w:asciiTheme="minorHAnsi" w:hAnsiTheme="minorHAnsi" w:cstheme="minorHAnsi"/>
+          <w:color w:val="000000"/>
+          <w:lang w:val="lv-LV"/>
+        </w:rPr>
+        <w:t>CSV</w:t>
+      </w:r>
+      <w:r>
+        <w:rPr>
+          <w:rStyle w:val="apple-converted-space"/>
+          <w:rFonts w:asciiTheme="minorHAnsi" w:hAnsiTheme="minorHAnsi" w:cstheme="minorHAnsi"/>
+          <w:color w:val="000000"/>
+          <w:lang w:val="lv-LV"/>
+        </w:rPr>
+        <w:t> </w:t>
+      </w:r>
+      <w:r>
+        <w:rPr>
+          <w:rStyle w:val="word"/>
+          <w:rFonts w:asciiTheme="minorHAnsi" w:hAnsiTheme="minorHAnsi" w:cstheme="minorHAnsi"/>
+          <w:color w:val="000000"/>
+          <w:lang w:val="lv-LV"/>
+        </w:rPr>
+        <w:t>failos</w:t>
+      </w:r>
+    </w:p>
+    <w:p>
+      <w:pPr>
+        <w:rPr>
+          <w:lang w:val="lv-LV"/>
+        </w:rPr>
+      </w:pPr>
+    </w:p>
+    <w:p>
+      <w:pPr>
+        <w:rPr>
+          <w:lang w:val="lv-LV"/>
+        </w:rPr>
+      </w:pPr>
+    </w:p>
+    <w:p>
+      <w:pPr>
+        <w:pStyle w:val="mt-translation"/>
+        <w:spacing w:before="0" w:beforeAutospacing="0" w:after="0" w:afterAutospacing="0"/>
+        <w:rPr>
+          <w:rStyle w:val="word"/>
+          <w:rFonts w:asciiTheme="minorHAnsi" w:hAnsiTheme="minorHAnsi" w:cstheme="minorHAnsi"/>
+          <w:b/>
+          <w:bCs/>
+          <w:color w:val="000000"/>
           <w:lang w:val="en-US"/>
         </w:rPr>
+      </w:pPr>
+      <w:r>
+        <w:rPr>
+          <w:rStyle w:val="word"/>
+          <w:rFonts w:asciiTheme="minorHAnsi" w:hAnsiTheme="minorHAnsi" w:cstheme="minorHAnsi"/>
+          <w:b/>
+          <w:bCs/>
+          <w:color w:val="000000"/>
+          <w:lang w:val="lv-LV"/>
+        </w:rPr>
+        <w:t>Visa</w:t>
+      </w:r>
+      <w:r>
+        <w:rPr>
+          <w:rStyle w:val="apple-converted-space"/>
+          <w:rFonts w:asciiTheme="minorHAnsi" w:hAnsiTheme="minorHAnsi" w:cstheme="minorHAnsi"/>
+          <w:b/>
+          <w:bCs/>
+          <w:color w:val="000000"/>
+          <w:lang w:val="lv-LV"/>
+        </w:rPr>
+        <w:t> </w:t>
+      </w:r>
+      <w:r>
+        <w:rPr>
+          <w:rStyle w:val="word"/>
+          <w:rFonts w:asciiTheme="minorHAnsi" w:hAnsiTheme="minorHAnsi" w:cstheme="minorHAnsi"/>
+          <w:b/>
+          <w:bCs/>
+          <w:color w:val="000000"/>
+          <w:lang w:val="lv-LV"/>
+        </w:rPr>
+        <w:t>manuālā</w:t>
+      </w:r>
+      <w:r>
+        <w:rPr>
+          <w:rStyle w:val="apple-converted-space"/>
+          <w:rFonts w:asciiTheme="minorHAnsi" w:hAnsiTheme="minorHAnsi" w:cstheme="minorHAnsi"/>
+          <w:b/>
+          <w:bCs/>
+          <w:color w:val="000000"/>
+          <w:lang w:val="lv-LV"/>
+        </w:rPr>
+        <w:t> </w:t>
+      </w:r>
+      <w:r>
+        <w:rPr>
+          <w:rStyle w:val="word"/>
+          <w:rFonts w:asciiTheme="minorHAnsi" w:hAnsiTheme="minorHAnsi" w:cstheme="minorHAnsi"/>
+          <w:b/>
+          <w:bCs/>
+          <w:color w:val="000000"/>
+          <w:lang w:val="lv-LV"/>
+        </w:rPr>
+        <w:t>analīze</w:t>
+      </w:r>
+      <w:r>
+        <w:rPr>
+          <w:rStyle w:val="apple-converted-space"/>
+          <w:rFonts w:asciiTheme="minorHAnsi" w:hAnsiTheme="minorHAnsi" w:cstheme="minorHAnsi"/>
+          <w:b/>
+          <w:bCs/>
+          <w:color w:val="000000"/>
+          <w:lang w:val="lv-LV"/>
+        </w:rPr>
+        <w:t> </w:t>
+      </w:r>
+      <w:r>
+        <w:rPr>
+          <w:rStyle w:val="word"/>
+          <w:rFonts w:asciiTheme="minorHAnsi" w:hAnsiTheme="minorHAnsi" w:cstheme="minorHAnsi"/>
+          <w:b/>
+          <w:bCs/>
+          <w:color w:val="000000"/>
+          <w:lang w:val="lv-LV"/>
+        </w:rPr>
+        <w:t>latviešu</w:t>
+      </w:r>
+      <w:r>
+        <w:rPr>
+          <w:rStyle w:val="apple-converted-space"/>
+          <w:rFonts w:asciiTheme="minorHAnsi" w:hAnsiTheme="minorHAnsi" w:cstheme="minorHAnsi"/>
+          <w:b/>
+          <w:bCs/>
+          <w:color w:val="000000"/>
+          <w:lang w:val="lv-LV"/>
+        </w:rPr>
+        <w:t> </w:t>
+      </w:r>
+      <w:r>
+        <w:rPr>
+          <w:rStyle w:val="word"/>
+          <w:rFonts w:asciiTheme="minorHAnsi" w:hAnsiTheme="minorHAnsi" w:cstheme="minorHAnsi"/>
+          <w:b/>
+          <w:bCs/>
+          <w:color w:val="000000"/>
+          <w:lang w:val="lv-LV"/>
+        </w:rPr>
+        <w:t>valodā</w:t>
+      </w:r>
+      <w:r>
+        <w:rPr>
+          <w:rStyle w:val="apple-converted-space"/>
+          <w:rFonts w:asciiTheme="minorHAnsi" w:hAnsiTheme="minorHAnsi" w:cstheme="minorHAnsi"/>
+          <w:b/>
+          <w:bCs/>
+          <w:color w:val="000000"/>
+          <w:lang w:val="lv-LV"/>
+        </w:rPr>
+        <w:t> </w:t>
+      </w:r>
+      <w:r>
+        <w:rPr>
+          <w:rStyle w:val="word"/>
+          <w:rFonts w:asciiTheme="minorHAnsi" w:hAnsiTheme="minorHAnsi" w:cstheme="minorHAnsi"/>
+          <w:b/>
+          <w:bCs/>
+          <w:color w:val="000000"/>
+          <w:lang w:val="lv-LV"/>
+        </w:rPr>
+        <w:t>ir</w:t>
+      </w:r>
+      <w:r>
+        <w:rPr>
+          <w:rStyle w:val="apple-converted-space"/>
+          <w:rFonts w:asciiTheme="minorHAnsi" w:hAnsiTheme="minorHAnsi" w:cstheme="minorHAnsi"/>
+          <w:b/>
+          <w:bCs/>
+          <w:color w:val="000000"/>
+          <w:lang w:val="lv-LV"/>
+        </w:rPr>
+        <w:t> </w:t>
+      </w:r>
+      <w:r>
+        <w:rPr>
+          <w:rStyle w:val="word"/>
+          <w:rFonts w:asciiTheme="minorHAnsi" w:hAnsiTheme="minorHAnsi" w:cstheme="minorHAnsi"/>
+          <w:b/>
+          <w:bCs/>
+          <w:color w:val="000000"/>
+          <w:lang w:val="lv-LV"/>
+        </w:rPr>
+        <w:t xml:space="preserve">mapē </w:t>
+      </w:r>
+      <w:r>
+        <w:rPr>
+          <w:rStyle w:val="apple-converted-space"/>
+          <w:rFonts w:asciiTheme="minorHAnsi" w:hAnsiTheme="minorHAnsi" w:cstheme="minorHAnsi"/>
+          <w:b/>
+          <w:bCs/>
+          <w:i/>
+          <w:iCs/>
+          <w:color w:val="000000"/>
+          <w:lang w:val="lv-LV"/>
+        </w:rPr>
         <w:t>`</w:t>
       </w:r>
       <w:r>
-        <w:t>, kur ir gan metriku vērtības, gan marķētie kļūdu faili.</w:t>
-      </w:r>
+        <w:rPr>
+          <w:rStyle w:val="word"/>
+          <w:rFonts w:asciiTheme="minorHAnsi" w:hAnsiTheme="minorHAnsi" w:cstheme="minorHAnsi"/>
+          <w:b/>
+          <w:bCs/>
+          <w:i/>
+          <w:iCs/>
+          <w:color w:val="000000"/>
+          <w:lang w:val="lv-LV"/>
+        </w:rPr>
+        <w:t>info/</w:t>
+      </w:r>
+      <w:r>
+        <w:rPr>
+          <w:rStyle w:val="word"/>
+          <w:rFonts w:asciiTheme="minorHAnsi" w:hAnsiTheme="minorHAnsi" w:cstheme="minorHAnsi"/>
+          <w:b/>
+          <w:bCs/>
+          <w:color w:val="000000"/>
+          <w:lang w:val="lv-LV"/>
+        </w:rPr>
+        <w:t>`.</w:t>
+      </w:r>
+    </w:p>
+    <w:p>
+      <w:pPr>
+        <w:rPr>
+          <w:lang w:val="lv-LV"/>
+        </w:rPr>
+      </w:pPr>
     </w:p>
     <w:sectPr>
       <w:pgSz w:w="11906" w:h="16838"/>
@@ -166,6 +1155,281 @@
     </w:sectPr>
   </w:body>
 </w:document>
+</file>
+
+<file path=word/numbering.xml><?xml version="1.0" encoding="utf-8"?>
+<w:numbering xmlns:wpc="http://schemas.microsoft.com/office/word/2010/wordprocessingCanvas" xmlns:cx="http://schemas.microsoft.com/office/drawing/2014/chartex" xmlns:cx1="http://schemas.microsoft.com/office/drawing/2015/9/8/chartex" xmlns:cx2="http://schemas.microsoft.com/office/drawing/2015/10/21/chartex" xmlns:cx3="http://schemas.microsoft.com/office/drawing/2016/5/9/chartex" xmlns:cx4="http://schemas.microsoft.com/office/drawing/2016/5/10/chartex" xmlns:cx5="http://schemas.microsoft.com/office/drawing/2016/5/11/chartex" xmlns:cx6="http://schemas.microsoft.com/office/drawing/2016/5/12/chartex" xmlns:cx7="http://schemas.microsoft.com/office/drawing/2016/5/13/chartex" xmlns:cx8="http://schemas.microsoft.com/office/drawing/2016/5/14/chartex" xmlns:mc="http://schemas.openxmlformats.org/markup-compatibility/2006" xmlns:aink="http://schemas.microsoft.com/office/drawing/2016/ink" xmlns:am3d="http://schemas.microsoft.com/office/drawing/2017/model3d" xmlns:o="urn:schemas-microsoft-com:office:office" xmlns:oel="http://schemas.microsoft.com/office/2019/extlst" xmlns:r="http://schemas.openxmlformats.org/officeDocument/2006/relationships" xmlns:m="http://schemas.openxmlformats.org/officeDocument/2006/math" xmlns:v="urn:schemas-microsoft-com:vml" xmlns:wp14="http://schemas.microsoft.com/office/word/2010/wordprocessingDrawing" xmlns:wp="http://schemas.openxmlformats.org/drawingml/2006/wordprocessingDrawing" xmlns:w10="urn:schemas-microsoft-com:office:word" xmlns:w="http://schemas.openxmlformats.org/wordprocessingml/2006/main" xmlns:w14="http://schemas.microsoft.com/office/word/2010/wordml" xmlns:w15="http://schemas.microsoft.com/office/word/2012/wordml" xmlns:w16cex="http://schemas.microsoft.com/office/word/2018/wordml/cex" xmlns:w16cid="http://schemas.microsoft.com/office/word/2016/wordml/cid" xmlns:w16="http://schemas.microsoft.com/office/word/2018/wordml" xmlns:w16sdtdh="http://schemas.microsoft.com/office/word/2020/wordml/sdtdatahash" xmlns:w16se="http://schemas.microsoft.com/office/word/2015/wordml/symex" xmlns:wpg="http://schemas.microsoft.com/office/word/2010/wordprocessingGroup" xmlns:wpi="http://schemas.microsoft.com/office/word/2010/wordprocessingInk" xmlns:wne="http://schemas.microsoft.com/office/word/2006/wordml" xmlns:wps="http://schemas.microsoft.com/office/word/2010/wordprocessingShape" mc:Ignorable="w14 w15 w16se w16cid w16 w16cex w16sdtdh wp14">
+  <w:abstractNum w:abstractNumId="0" w15:restartNumberingAfterBreak="0">
+    <w:nsid w:val="34641A63"/>
+    <w:multiLevelType w:val="hybridMultilevel"/>
+    <w:tmpl w:val="F524E724"/>
+    <w:lvl w:ilvl="0" w:tplc="0809000F">
+      <w:start w:val="1"/>
+      <w:numFmt w:val="decimal"/>
+      <w:lvlText w:val="%1."/>
+      <w:lvlJc w:val="left"/>
+      <w:pPr>
+        <w:ind w:left="720" w:hanging="360"/>
+      </w:pPr>
+    </w:lvl>
+    <w:lvl w:ilvl="1" w:tplc="08090019" w:tentative="1">
+      <w:start w:val="1"/>
+      <w:numFmt w:val="lowerLetter"/>
+      <w:lvlText w:val="%2."/>
+      <w:lvlJc w:val="left"/>
+      <w:pPr>
+        <w:ind w:left="1440" w:hanging="360"/>
+      </w:pPr>
+    </w:lvl>
+    <w:lvl w:ilvl="2" w:tplc="0809001B" w:tentative="1">
+      <w:start w:val="1"/>
+      <w:numFmt w:val="lowerRoman"/>
+      <w:lvlText w:val="%3."/>
+      <w:lvlJc w:val="right"/>
+      <w:pPr>
+        <w:ind w:left="2160" w:hanging="180"/>
+      </w:pPr>
+    </w:lvl>
+    <w:lvl w:ilvl="3" w:tplc="0809000F" w:tentative="1">
+      <w:start w:val="1"/>
+      <w:numFmt w:val="decimal"/>
+      <w:lvlText w:val="%4."/>
+      <w:lvlJc w:val="left"/>
+      <w:pPr>
+        <w:ind w:left="2880" w:hanging="360"/>
+      </w:pPr>
+    </w:lvl>
+    <w:lvl w:ilvl="4" w:tplc="08090019" w:tentative="1">
+      <w:start w:val="1"/>
+      <w:numFmt w:val="lowerLetter"/>
+      <w:lvlText w:val="%5."/>
+      <w:lvlJc w:val="left"/>
+      <w:pPr>
+        <w:ind w:left="3600" w:hanging="360"/>
+      </w:pPr>
+    </w:lvl>
+    <w:lvl w:ilvl="5" w:tplc="0809001B" w:tentative="1">
+      <w:start w:val="1"/>
+      <w:numFmt w:val="lowerRoman"/>
+      <w:lvlText w:val="%6."/>
+      <w:lvlJc w:val="right"/>
+      <w:pPr>
+        <w:ind w:left="4320" w:hanging="180"/>
+      </w:pPr>
+    </w:lvl>
+    <w:lvl w:ilvl="6" w:tplc="0809000F" w:tentative="1">
+      <w:start w:val="1"/>
+      <w:numFmt w:val="decimal"/>
+      <w:lvlText w:val="%7."/>
+      <w:lvlJc w:val="left"/>
+      <w:pPr>
+        <w:ind w:left="5040" w:hanging="360"/>
+      </w:pPr>
+    </w:lvl>
+    <w:lvl w:ilvl="7" w:tplc="08090019" w:tentative="1">
+      <w:start w:val="1"/>
+      <w:numFmt w:val="lowerLetter"/>
+      <w:lvlText w:val="%8."/>
+      <w:lvlJc w:val="left"/>
+      <w:pPr>
+        <w:ind w:left="5760" w:hanging="360"/>
+      </w:pPr>
+    </w:lvl>
+    <w:lvl w:ilvl="8" w:tplc="0809001B" w:tentative="1">
+      <w:start w:val="1"/>
+      <w:numFmt w:val="lowerRoman"/>
+      <w:lvlText w:val="%9."/>
+      <w:lvlJc w:val="right"/>
+      <w:pPr>
+        <w:ind w:left="6480" w:hanging="180"/>
+      </w:pPr>
+    </w:lvl>
+  </w:abstractNum>
+  <w:abstractNum w:abstractNumId="1" w15:restartNumberingAfterBreak="0">
+    <w:nsid w:val="34D33439"/>
+    <w:multiLevelType w:val="hybridMultilevel"/>
+    <w:tmpl w:val="144E6714"/>
+    <w:lvl w:ilvl="0" w:tplc="0809000F">
+      <w:start w:val="1"/>
+      <w:numFmt w:val="decimal"/>
+      <w:lvlText w:val="%1."/>
+      <w:lvlJc w:val="left"/>
+      <w:pPr>
+        <w:ind w:left="720" w:hanging="360"/>
+      </w:pPr>
+      <w:rPr>
+        <w:rFonts w:hint="default"/>
+      </w:rPr>
+    </w:lvl>
+    <w:lvl w:ilvl="1" w:tplc="08090019" w:tentative="1">
+      <w:start w:val="1"/>
+      <w:numFmt w:val="lowerLetter"/>
+      <w:lvlText w:val="%2."/>
+      <w:lvlJc w:val="left"/>
+      <w:pPr>
+        <w:ind w:left="1440" w:hanging="360"/>
+      </w:pPr>
+    </w:lvl>
+    <w:lvl w:ilvl="2" w:tplc="0809001B" w:tentative="1">
+      <w:start w:val="1"/>
+      <w:numFmt w:val="lowerRoman"/>
+      <w:lvlText w:val="%3."/>
+      <w:lvlJc w:val="right"/>
+      <w:pPr>
+        <w:ind w:left="2160" w:hanging="180"/>
+      </w:pPr>
+    </w:lvl>
+    <w:lvl w:ilvl="3" w:tplc="0809000F" w:tentative="1">
+      <w:start w:val="1"/>
+      <w:numFmt w:val="decimal"/>
+      <w:lvlText w:val="%4."/>
+      <w:lvlJc w:val="left"/>
+      <w:pPr>
+        <w:ind w:left="2880" w:hanging="360"/>
+      </w:pPr>
+    </w:lvl>
+    <w:lvl w:ilvl="4" w:tplc="08090019" w:tentative="1">
+      <w:start w:val="1"/>
+      <w:numFmt w:val="lowerLetter"/>
+      <w:lvlText w:val="%5."/>
+      <w:lvlJc w:val="left"/>
+      <w:pPr>
+        <w:ind w:left="3600" w:hanging="360"/>
+      </w:pPr>
+    </w:lvl>
+    <w:lvl w:ilvl="5" w:tplc="0809001B" w:tentative="1">
+      <w:start w:val="1"/>
+      <w:numFmt w:val="lowerRoman"/>
+      <w:lvlText w:val="%6."/>
+      <w:lvlJc w:val="right"/>
+      <w:pPr>
+        <w:ind w:left="4320" w:hanging="180"/>
+      </w:pPr>
+    </w:lvl>
+    <w:lvl w:ilvl="6" w:tplc="0809000F" w:tentative="1">
+      <w:start w:val="1"/>
+      <w:numFmt w:val="decimal"/>
+      <w:lvlText w:val="%7."/>
+      <w:lvlJc w:val="left"/>
+      <w:pPr>
+        <w:ind w:left="5040" w:hanging="360"/>
+      </w:pPr>
+    </w:lvl>
+    <w:lvl w:ilvl="7" w:tplc="08090019" w:tentative="1">
+      <w:start w:val="1"/>
+      <w:numFmt w:val="lowerLetter"/>
+      <w:lvlText w:val="%8."/>
+      <w:lvlJc w:val="left"/>
+      <w:pPr>
+        <w:ind w:left="5760" w:hanging="360"/>
+      </w:pPr>
+    </w:lvl>
+    <w:lvl w:ilvl="8" w:tplc="0809001B" w:tentative="1">
+      <w:start w:val="1"/>
+      <w:numFmt w:val="lowerRoman"/>
+      <w:lvlText w:val="%9."/>
+      <w:lvlJc w:val="right"/>
+      <w:pPr>
+        <w:ind w:left="6480" w:hanging="180"/>
+      </w:pPr>
+    </w:lvl>
+  </w:abstractNum>
+  <w:abstractNum w:abstractNumId="2" w15:restartNumberingAfterBreak="0">
+    <w:nsid w:val="3ED23447"/>
+    <w:multiLevelType w:val="hybridMultilevel"/>
+    <w:tmpl w:val="AF165A60"/>
+    <w:lvl w:ilvl="0" w:tplc="0809000F">
+      <w:start w:val="1"/>
+      <w:numFmt w:val="decimal"/>
+      <w:lvlText w:val="%1."/>
+      <w:lvlJc w:val="left"/>
+      <w:pPr>
+        <w:ind w:left="720" w:hanging="360"/>
+      </w:pPr>
+    </w:lvl>
+    <w:lvl w:ilvl="1" w:tplc="08090019" w:tentative="1">
+      <w:start w:val="1"/>
+      <w:numFmt w:val="lowerLetter"/>
+      <w:lvlText w:val="%2."/>
+      <w:lvlJc w:val="left"/>
+      <w:pPr>
+        <w:ind w:left="1440" w:hanging="360"/>
+      </w:pPr>
+    </w:lvl>
+    <w:lvl w:ilvl="2" w:tplc="0809001B" w:tentative="1">
+      <w:start w:val="1"/>
+      <w:numFmt w:val="lowerRoman"/>
+      <w:lvlText w:val="%3."/>
+      <w:lvlJc w:val="right"/>
+      <w:pPr>
+        <w:ind w:left="2160" w:hanging="180"/>
+      </w:pPr>
+    </w:lvl>
+    <w:lvl w:ilvl="3" w:tplc="0809000F" w:tentative="1">
+      <w:start w:val="1"/>
+      <w:numFmt w:val="decimal"/>
+      <w:lvlText w:val="%4."/>
+      <w:lvlJc w:val="left"/>
+      <w:pPr>
+        <w:ind w:left="2880" w:hanging="360"/>
+      </w:pPr>
+    </w:lvl>
+    <w:lvl w:ilvl="4" w:tplc="08090019" w:tentative="1">
+      <w:start w:val="1"/>
+      <w:numFmt w:val="lowerLetter"/>
+      <w:lvlText w:val="%5."/>
+      <w:lvlJc w:val="left"/>
+      <w:pPr>
+        <w:ind w:left="3600" w:hanging="360"/>
+      </w:pPr>
+    </w:lvl>
+    <w:lvl w:ilvl="5" w:tplc="0809001B" w:tentative="1">
+      <w:start w:val="1"/>
+      <w:numFmt w:val="lowerRoman"/>
+      <w:lvlText w:val="%6."/>
+      <w:lvlJc w:val="right"/>
+      <w:pPr>
+        <w:ind w:left="4320" w:hanging="180"/>
+      </w:pPr>
+    </w:lvl>
+    <w:lvl w:ilvl="6" w:tplc="0809000F" w:tentative="1">
+      <w:start w:val="1"/>
+      <w:numFmt w:val="decimal"/>
+      <w:lvlText w:val="%7."/>
+      <w:lvlJc w:val="left"/>
+      <w:pPr>
+        <w:ind w:left="5040" w:hanging="360"/>
+      </w:pPr>
+    </w:lvl>
+    <w:lvl w:ilvl="7" w:tplc="08090019" w:tentative="1">
+      <w:start w:val="1"/>
+      <w:numFmt w:val="lowerLetter"/>
+      <w:lvlText w:val="%8."/>
+      <w:lvlJc w:val="left"/>
+      <w:pPr>
+        <w:ind w:left="5760" w:hanging="360"/>
+      </w:pPr>
+    </w:lvl>
+    <w:lvl w:ilvl="8" w:tplc="0809001B" w:tentative="1">
+      <w:start w:val="1"/>
+      <w:numFmt w:val="lowerRoman"/>
+      <w:lvlText w:val="%9."/>
+      <w:lvlJc w:val="right"/>
+      <w:pPr>
+        <w:ind w:left="6480" w:hanging="180"/>
+      </w:pPr>
+    </w:lvl>
+  </w:abstractNum>
+  <w:num w:numId="1" w16cid:durableId="2061512738">
+    <w:abstractNumId w:val="0"/>
+  </w:num>
+  <w:num w:numId="2" w16cid:durableId="2032415895">
+    <w:abstractNumId w:val="2"/>
+  </w:num>
+  <w:num w:numId="3" w16cid:durableId="1439063740">
+    <w:abstractNumId w:val="1"/>
+  </w:num>
+</w:numbering>
 </file>
 
 <file path=word/styles.xml><?xml version="1.0" encoding="utf-8"?>
@@ -592,6 +1856,41 @@
     <w:semiHidden/>
     <w:unhideWhenUsed/>
   </w:style>
+  <w:style w:type="paragraph" w:customStyle="1" w:styleId="mt-translation">
+    <w:name w:val="mt-translation"/>
+    <w:basedOn w:val="Normal"/>
+    <w:rsid w:val="00A42F3A"/>
+    <w:pPr>
+      <w:spacing w:before="100" w:beforeAutospacing="1" w:after="100" w:afterAutospacing="1"/>
+    </w:pPr>
+    <w:rPr>
+      <w:rFonts w:ascii="Times New Roman" w:eastAsia="Times New Roman" w:hAnsi="Times New Roman" w:cs="Times New Roman"/>
+      <w:kern w:val="0"/>
+      <w:lang w:eastAsia="en-GB"/>
+      <w14:ligatures w14:val="none"/>
+    </w:rPr>
+  </w:style>
+  <w:style w:type="character" w:customStyle="1" w:styleId="word">
+    <w:name w:val="word"/>
+    <w:basedOn w:val="DefaultParagraphFont"/>
+    <w:rsid w:val="00A42F3A"/>
+  </w:style>
+  <w:style w:type="character" w:customStyle="1" w:styleId="apple-converted-space">
+    <w:name w:val="apple-converted-space"/>
+    <w:basedOn w:val="DefaultParagraphFont"/>
+    <w:rsid w:val="00A42F3A"/>
+  </w:style>
+  <w:style w:type="paragraph" w:styleId="ListParagraph">
+    <w:name w:val="List Paragraph"/>
+    <w:basedOn w:val="Normal"/>
+    <w:uiPriority w:val="34"/>
+    <w:qFormat/>
+    <w:rsid w:val="00A42F3A"/>
+    <w:pPr>
+      <w:ind w:left="720"/>
+      <w:contextualSpacing/>
+    </w:pPr>
+  </w:style>
 </w:styles>
 </file>
 

--- a/instrukcija/Backup of instrukcija.docx
+++ b/instrukcija/Backup of instrukcija.docx
@@ -144,72 +144,16 @@
         <w:rPr>
           <w:lang w:val="en-US"/>
         </w:rPr>
-        <w:t xml:space="preserve">ja </w:t>
-      </w:r>
-      <w:proofErr w:type="spellStart"/>
+        <w:t xml:space="preserve">ja jums ir MacOS </w:t>
+      </w:r>
+      <w:r>
+        <w:t xml:space="preserve">vai </w:t>
+      </w:r>
       <w:r>
         <w:rPr>
           <w:lang w:val="en-US"/>
         </w:rPr>
-        <w:t>jums</w:t>
-      </w:r>
-      <w:proofErr w:type="spellEnd"/>
-      <w:r>
-        <w:rPr>
-          <w:lang w:val="en-US"/>
-        </w:rPr>
-        <w:t xml:space="preserve"> </w:t>
-      </w:r>
-      <w:proofErr w:type="spellStart"/>
-      <w:r>
-        <w:rPr>
-          <w:lang w:val="en-US"/>
-        </w:rPr>
-        <w:t>ir</w:t>
-      </w:r>
-      <w:proofErr w:type="spellEnd"/>
-      <w:r>
-        <w:rPr>
-          <w:lang w:val="en-US"/>
-        </w:rPr>
-        <w:t xml:space="preserve"> MacOS </w:t>
-      </w:r>
-      <w:r>
-        <w:t xml:space="preserve">vai </w:t>
-      </w:r>
-      <w:r>
-        <w:rPr>
-          <w:lang w:val="en-US"/>
-        </w:rPr>
-        <w:t xml:space="preserve">`console` ja </w:t>
-      </w:r>
-      <w:proofErr w:type="spellStart"/>
-      <w:r>
-        <w:rPr>
-          <w:lang w:val="en-US"/>
-        </w:rPr>
-        <w:t>jums</w:t>
-      </w:r>
-      <w:proofErr w:type="spellEnd"/>
-      <w:r>
-        <w:rPr>
-          <w:lang w:val="en-US"/>
-        </w:rPr>
-        <w:t xml:space="preserve"> </w:t>
-      </w:r>
-      <w:proofErr w:type="spellStart"/>
-      <w:r>
-        <w:rPr>
-          <w:lang w:val="en-US"/>
-        </w:rPr>
-        <w:t>ir</w:t>
-      </w:r>
-      <w:proofErr w:type="spellEnd"/>
-      <w:r>
-        <w:rPr>
-          <w:lang w:val="en-US"/>
-        </w:rPr>
-        <w:t xml:space="preserve"> Windows</w:t>
+        <w:t>`console` ja jums ir Windows</w:t>
       </w:r>
       <w:r>
         <w:t xml:space="preserve"> un palaidiet sekojošu komandu:</w:t>
@@ -227,7 +171,28 @@
           <w:i/>
           <w:iCs/>
         </w:rPr>
-        <w:t>`pip install -r requirements`</w:t>
+        <w:t>`</w:t>
+      </w:r>
+      <w:r>
+        <w:t xml:space="preserve"> </w:t>
+      </w:r>
+      <w:r>
+        <w:rPr>
+          <w:b/>
+          <w:bCs/>
+          <w:i/>
+          <w:iCs/>
+        </w:rPr>
+        <w:t>pip install pandas==2.3.1 jiwer==4.0.0</w:t>
+      </w:r>
+      <w:r>
+        <w:rPr>
+          <w:b/>
+          <w:bCs/>
+          <w:i/>
+          <w:iCs/>
+        </w:rPr>
+        <w:t>`</w:t>
       </w:r>
     </w:p>
     <w:p>
@@ -430,12 +395,11 @@
           <w:color w:val="000000"/>
           <w:lang w:val="lv-LV"/>
         </w:rPr>
-        <w:t>`</w:t>
-      </w:r>
-      <w:proofErr w:type="spellStart"/>
-      <w:r>
-        <w:rPr>
-          <w:rStyle w:val="apple-converted-space"/>
+        <w:t>`ou</w:t>
+      </w:r>
+      <w:r>
+        <w:rPr>
+          <w:rStyle w:val="word"/>
           <w:rFonts w:asciiTheme="minorHAnsi" w:hAnsiTheme="minorHAnsi" w:cstheme="minorHAnsi"/>
           <w:b/>
           <w:bCs/>
@@ -444,47 +408,7 @@
           <w:color w:val="000000"/>
           <w:lang w:val="lv-LV"/>
         </w:rPr>
-        <w:t>ou</w:t>
-      </w:r>
-      <w:r>
-        <w:rPr>
-          <w:rStyle w:val="word"/>
-          <w:rFonts w:asciiTheme="minorHAnsi" w:hAnsiTheme="minorHAnsi" w:cstheme="minorHAnsi"/>
-          <w:b/>
-          <w:bCs/>
-          <w:i/>
-          <w:iCs/>
-          <w:color w:val="000000"/>
-          <w:lang w:val="lv-LV"/>
-        </w:rPr>
-        <w:t>tput</w:t>
-      </w:r>
-      <w:proofErr w:type="spellEnd"/>
-      <w:r>
-        <w:rPr>
-          <w:rStyle w:val="word"/>
-          <w:rFonts w:asciiTheme="minorHAnsi" w:hAnsiTheme="minorHAnsi" w:cstheme="minorHAnsi"/>
-          <w:b/>
-          <w:bCs/>
-          <w:i/>
-          <w:iCs/>
-          <w:color w:val="000000"/>
-          <w:lang w:val="lv-LV"/>
-        </w:rPr>
-        <w:t>/</w:t>
-      </w:r>
-      <w:r>
-        <w:rPr>
-          <w:rStyle w:val="word"/>
-          <w:rFonts w:asciiTheme="minorHAnsi" w:hAnsiTheme="minorHAnsi" w:cstheme="minorHAnsi"/>
-          <w:b/>
-          <w:bCs/>
-          <w:i/>
-          <w:iCs/>
-          <w:color w:val="000000"/>
-          <w:lang w:val="lv-LV"/>
-        </w:rPr>
-        <w:t>`</w:t>
+        <w:t>tput/`</w:t>
       </w:r>
       <w:r>
         <w:rPr>
@@ -770,7 +694,6 @@
         </w:rPr>
         <w:t> </w:t>
       </w:r>
-      <w:proofErr w:type="spellStart"/>
       <w:r>
         <w:rPr>
           <w:rStyle w:val="word"/>
@@ -780,7 +703,6 @@
         </w:rPr>
         <w:t>txt</w:t>
       </w:r>
-      <w:proofErr w:type="spellEnd"/>
       <w:r>
         <w:rPr>
           <w:rStyle w:val="apple-converted-space"/>
